--- a/Generated_Report.docx
+++ b/Generated_Report.docx
@@ -12,7 +12,7 @@
           <w:color w:val="000080"/>
           <w:sz w:val="64"/>
         </w:rPr>
-        <w:t>## Generative AI: A Comprehensive Research Report</w:t>
+        <w:t>## Software Engineering: A Comprehensive Research Report</w:t>
       </w:r>
     </w:p>
     <w:p/>
@@ -135,7 +135,7 @@
         <w:rPr>
           <w:sz w:val="40"/>
         </w:rPr>
-        <w:t>Generative AI, a revolutionary field of artificial intelligence, empowers computers to create novel content ranging from text and images to music and code. This technology, powered by sophisticated algorithms like Generative Adversarial Networks (GANs) and transformers, is rapidly transforming industries and holds immense potential for future innovation.  However, alongside its numerous benefits, generative AI also presents ethical and societal challenges that need careful consideration.  This report explores the key concepts, recent developments, applications, future outlook, merits, and demerits of this transformative technology.</w:t>
+        <w:t>Software engineering is a systematic and disciplined approach to developing, operating, and maintaining software systems. It encompasses a broad range of activities, from requirements gathering and design to testing and deployment.  This report provides a comprehensive overview of software engineering, exploring its key concepts, recent developments, applications, future outlook, merits, and demerits.  The field is constantly evolving, driven by increasing software complexity, demand for faster development cycles, and the rise of new technologies like artificial intelligence and cloud computing.</w:t>
       </w:r>
     </w:p>
     <w:p>
@@ -156,7 +156,7 @@
         <w:rPr>
           <w:sz w:val="40"/>
         </w:rPr>
-        <w:t>Generative AI marks a paradigm shift in the capabilities of artificial intelligence, moving beyond traditional pattern recognition and classification towards content creation.  By learning underlying patterns and structures from input data, generative models can produce new, original outputs that resemble the training data but are not mere copies. This ability to generate novel content has far-reaching implications for various sectors, including art, entertainment, design, medicine, and software development.</w:t>
+        <w:t>Software engineering emerged as a discipline in response to the growing complexity of software systems and the so-called "software crisis" of the 1960s.  It aims to address the challenges of building reliable, efficient, and cost-effective software by applying engineering principles and practices. Today, software is integral to almost every aspect of modern life, making software engineering a crucial field of study and practice.  This report delves into the core aspects of software engineering, providing a detailed understanding of its principles, practices, and future directions.</w:t>
       </w:r>
     </w:p>
     <w:p>
@@ -177,13 +177,15 @@
         <w:rPr>
           <w:sz w:val="40"/>
         </w:rPr>
-        <w:t xml:space="preserve"> Generative Adversarial Networks (GANs): Two neural networks, a generator and a discriminator, compete against each other. The generator creates content, while the discriminator evaluates its authenticity. This adversarial process pushes both networks to improve, leading to the generation of highly realistic outputs.</w:t>
-        <w:br/>
-        <w:t xml:space="preserve"> Variational Autoencoders (VAEs):  VAEs learn a compressed representation of the input data and use this representation to generate new samples. They are particularly effective in generating variations of existing data.</w:t>
-        <w:br/>
-        <w:t xml:space="preserve"> Transformer Networks: Initially developed for natural language processing, transformers have proven effective in various generative tasks, including image and music generation. Their ability to capture long-range dependencies in data makes them well-suited for generating complex and coherent outputs.</w:t>
-        <w:br/>
-        <w:t xml:space="preserve"> Diffusion Models: These models gradually add noise to training data until it becomes pure noise and then learn to reverse this process to generate data from noise. They have recently gained popularity for their high-quality image generation capabilities.</w:t>
+        <w:t xml:space="preserve"> Software Development Life Cycle (SDLC): This is a structured framework that defines the phases involved in developing a software system.  Popular SDLC models include Waterfall, Agile, Scrum, and DevOps.</w:t>
+        <w:br/>
+        <w:t xml:space="preserve"> Requirements Engineering: This process involves eliciting, analyzing, documenting, and managing user needs and requirements for a software system.</w:t>
+        <w:br/>
+        <w:t xml:space="preserve"> Software Design: This phase focuses on creating the architecture, components, modules, interfaces, and data for a software system.  Key design principles include modularity, abstraction, and information hiding.</w:t>
+        <w:br/>
+        <w:t xml:space="preserve"> Software Testing: This is a critical process to ensure the quality and reliability of a software system.  Different testing techniques include unit testing, integration testing, system testing, and user acceptance testing.</w:t>
+        <w:br/>
+        <w:t xml:space="preserve"> Software Maintenance: This involves modifying and updating software after its release to fix bugs, improve performance, and add new features.</w:t>
       </w:r>
     </w:p>
     <w:p>
@@ -204,13 +206,15 @@
         <w:rPr>
           <w:sz w:val="40"/>
         </w:rPr>
-        <w:t xml:space="preserve"> Improved Image Generation: Diffusion models have achieved state-of-the-art results in image generation, creating highly realistic and diverse images.</w:t>
-        <w:br/>
-        <w:t xml:space="preserve"> Enhanced Text Generation: Large language models (LLMs) based on transformer architectures have demonstrated remarkable abilities in generating human-quality text, including articles, poems, and code.</w:t>
-        <w:br/>
-        <w:t xml:space="preserve"> Multimodal Generation:  Models capable of generating content across multiple modalities, such as text-to-image and image-to-text, are rapidly advancing.</w:t>
-        <w:br/>
-        <w:t xml:space="preserve"> Increased Accessibility:  Cloud-based platforms and open-source tools are making generative AI more accessible to developers and researchers.</w:t>
+        <w:t xml:space="preserve"> DevOps: This approach emphasizes collaboration and automation between development and operations teams to streamline the software development lifecycle.</w:t>
+        <w:br/>
+        <w:t xml:space="preserve"> Cloud Computing:  Cloud platforms provide on-demand computing resources, facilitating rapid development and deployment of software applications.</w:t>
+        <w:br/>
+        <w:t xml:space="preserve"> Artificial Intelligence (AI) in Software Engineering: AI is being increasingly used in software engineering for tasks such as code generation, testing, and bug detection.</w:t>
+        <w:br/>
+        <w:t xml:space="preserve"> Microservices Architecture: This architectural style structures an application as a collection of loosely coupled services, promoting flexibility and scalability.</w:t>
+        <w:br/>
+        <w:t xml:space="preserve"> Low-Code/No-Code Development: These platforms enable users to create software applications with minimal or no coding, democratizing software development.</w:t>
       </w:r>
     </w:p>
     <w:p>
@@ -231,15 +235,18 @@
         <w:rPr>
           <w:sz w:val="40"/>
         </w:rPr>
-        <w:t xml:space="preserve"> Creative Content Generation:  Generating art, music, and other forms of creative content.</w:t>
-        <w:br/>
-        <w:t xml:space="preserve"> Design and Engineering:  Creating product designs, architectural plans, and optimizing engineering solutions.</w:t>
-        <w:br/>
-        <w:t xml:space="preserve"> Drug Discovery and Development:  Generating novel drug candidates and accelerating the drug development process.</w:t>
-        <w:br/>
-        <w:t xml:space="preserve"> Personalized Medicine:  Tailoring treatments and therapies based on individual patient data.</w:t>
-        <w:br/>
-        <w:t xml:space="preserve"> Code Generation and Software Development: Automating code writing and assisting software developers.</w:t>
+        <w:t>Software engineering has applications in virtually every industry, including:</w:t>
+        <w:br/>
+        <w:br/>
+        <w:t xml:space="preserve"> Web and Mobile Development: Creating websites, web applications, and mobile apps.</w:t>
+        <w:br/>
+        <w:t xml:space="preserve"> Data Science and Machine Learning: Developing algorithms and systems for data analysis and prediction.</w:t>
+        <w:br/>
+        <w:t xml:space="preserve"> Embedded Systems: Designing and implementing software for embedded devices in various industries, such as automotive, aerospace, and consumer electronics.</w:t>
+        <w:br/>
+        <w:t xml:space="preserve"> Game Development: Creating video games and interactive simulations.</w:t>
+        <w:br/>
+        <w:t xml:space="preserve"> Enterprise Software: Developing software solutions for businesses, such as ERP, CRM, and supply chain management systems.</w:t>
       </w:r>
     </w:p>
     <w:p>
@@ -260,13 +267,18 @@
         <w:rPr>
           <w:sz w:val="40"/>
         </w:rPr>
-        <w:t xml:space="preserve"> Enhanced Realism and Creativity: Generative AI models are expected to produce even more realistic and creative content.</w:t>
-        <w:br/>
-        <w:t xml:space="preserve"> Improved Controllability:  Researchers are working on methods to provide users with greater control over the generated outputs.</w:t>
-        <w:br/>
-        <w:t xml:space="preserve"> Wider Adoption Across Industries: Generative AI is poised to be integrated into a wider range of applications and industries.</w:t>
-        <w:br/>
-        <w:t xml:space="preserve"> Ethical and Societal Implications: Addressing the ethical challenges and societal impacts of generative AI will be crucial for its responsible development and deployment.</w:t>
+        <w:t>The future of software engineering is likely to be shaped by:</w:t>
+        <w:br/>
+        <w:br/>
+        <w:t xml:space="preserve"> Increased Automation: Automation will play a greater role in software development, testing, and deployment.</w:t>
+        <w:br/>
+        <w:t xml:space="preserve"> Quantum Computing:  Quantum computing has the potential to revolutionize software development by solving complex problems that are intractable for classical computers.</w:t>
+        <w:br/>
+        <w:t xml:space="preserve"> Cybersecurity:  As software systems become more interconnected, cybersecurity will become increasingly important.</w:t>
+        <w:br/>
+        <w:t xml:space="preserve"> Serverless Computing:  This cloud computing execution model allows developers to build and run applications without managing servers.</w:t>
+        <w:br/>
+        <w:t xml:space="preserve"> Augmented Reality and Virtual Reality:  These technologies will create new opportunities for software development in areas such as gaming, entertainment, and education.</w:t>
       </w:r>
     </w:p>
     <w:p>
@@ -290,13 +302,15 @@
         <w:t>Merits:</w:t>
         <w:br/>
         <w:br/>
-        <w:t xml:space="preserve"> Automation and Efficiency: Automating tasks and increasing productivity.</w:t>
-        <w:br/>
-        <w:t xml:space="preserve"> Innovation and Creativity:  Enabling new forms of creative expression and innovation.</w:t>
-        <w:br/>
-        <w:t xml:space="preserve"> Personalization and Customization:  Tailoring products and services to individual needs.</w:t>
-        <w:br/>
-        <w:t xml:space="preserve"> Accessibility and Democratization:  Making advanced technologies accessible to a wider audience.</w:t>
+        <w:t xml:space="preserve"> Improved Software Quality: Software engineering principles and practices lead to higher quality and more reliable software.</w:t>
+        <w:br/>
+        <w:t xml:space="preserve"> Reduced Development Costs:  Systematic approaches can reduce development time and costs.</w:t>
+        <w:br/>
+        <w:t xml:space="preserve"> Increased Productivity:  Software engineering tools and techniques improve developer productivity.</w:t>
+        <w:br/>
+        <w:t xml:space="preserve"> Better Maintainability:  Well-designed software is easier to maintain and update.</w:t>
+        <w:br/>
+        <w:t xml:space="preserve"> Enhanced Customer Satisfaction:  High-quality software leads to greater customer satisfaction.</w:t>
       </w:r>
     </w:p>
     <w:p>
@@ -317,13 +331,13 @@
         <w:rPr>
           <w:sz w:val="40"/>
         </w:rPr>
-        <w:t xml:space="preserve"> Job Displacement: Potential to automate jobs currently performed by humans.</w:t>
-        <w:br/>
-        <w:t xml:space="preserve"> Ethical Concerns:  Risk of misuse for creating deepfakes, spreading misinformation, and generating biased content.</w:t>
-        <w:br/>
-        <w:t xml:space="preserve"> Bias and Fairness: Generative models can inherit and amplify biases present in the training data.</w:t>
-        <w:br/>
-        <w:t xml:space="preserve"> Copyright and Intellectual Property Issues:  Questions surrounding ownership and copyright of generated content.</w:t>
+        <w:t xml:space="preserve"> High Initial Investment: Implementing software engineering practices may require significant initial investment in tools and training.</w:t>
+        <w:br/>
+        <w:t xml:space="preserve"> Complex Processes:  Software engineering processes can be complex and require specialized skills.</w:t>
+        <w:br/>
+        <w:t xml:space="preserve"> Difficulty in Predicting Outcomes:  Software development projects can be unpredictable, and it can be difficult to estimate timelines and costs accurately.</w:t>
+        <w:br/>
+        <w:t xml:space="preserve"> Rapid Technological Change:  The field of software engineering is constantly evolving, requiring continuous learning and adaptation.</w:t>
       </w:r>
     </w:p>
     <w:p>
@@ -344,7 +358,7 @@
         <w:rPr>
           <w:sz w:val="40"/>
         </w:rPr>
-        <w:t>Generative AI is a transformative technology with the potential to reshape industries and revolutionize the way we create and interact with content.  While the benefits are immense, it is crucial to address the ethical and societal challenges posed by this technology.  By fostering responsible development and deployment, we can harness the power of generative AI to drive positive change and innovation across various sectors.</w:t>
+        <w:t>Software engineering is a dynamic and evolving field that plays a critical role in shaping the modern world.  By applying engineering principles and embracing new technologies, software engineers can develop innovative solutions to complex problems and drive progress across various industries. The demand for skilled software engineers is expected to remain high in the foreseeable future, making it a promising career path for those interested in technology and problem-solving.  As the field continues to evolve, continuous learning and adaptation will be essential for software engineers to stay at the forefront of innovation.</w:t>
       </w:r>
     </w:p>
     <w:sectPr>

--- a/Generated_Report.docx
+++ b/Generated_Report.docx
@@ -12,7 +12,7 @@
           <w:color w:val="000080"/>
           <w:sz w:val="64"/>
         </w:rPr>
-        <w:t>## Software Engineering: A Comprehensive Research Report</w:t>
+        <w:t>## Agentic AI: A Research Report</w:t>
       </w:r>
     </w:p>
     <w:p/>
@@ -135,7 +135,7 @@
         <w:rPr>
           <w:sz w:val="40"/>
         </w:rPr>
-        <w:t>Software engineering is a systematic and disciplined approach to developing, operating, and maintaining software systems. It encompasses a broad range of activities, from requirements gathering and design to testing and deployment.  This report provides a comprehensive overview of software engineering, exploring its key concepts, recent developments, applications, future outlook, merits, and demerits.  The field is constantly evolving, driven by increasing software complexity, demand for faster development cycles, and the rise of new technologies like artificial intelligence and cloud computing.</w:t>
+        <w:t>Agentic AI, a rapidly evolving field, focuses on developing AI systems capable of independent action and decision-making to achieve specified goals. This report explores key concepts, recent developments, applications, future outlook, merits, demerits, and concludes with potential pathways for responsible development and deployment of agentic AI.  While the term "agentic AI" is not yet a standardized or widely recognized term like "Generative AI," it captures the essence of AI systems moving beyond passive tools toward proactive agents. This report uses the term to encompass this emerging trend.</w:t>
       </w:r>
     </w:p>
     <w:p>
@@ -156,7 +156,7 @@
         <w:rPr>
           <w:sz w:val="40"/>
         </w:rPr>
-        <w:t>Software engineering emerged as a discipline in response to the growing complexity of software systems and the so-called "software crisis" of the 1960s.  It aims to address the challenges of building reliable, efficient, and cost-effective software by applying engineering principles and practices. Today, software is integral to almost every aspect of modern life, making software engineering a crucial field of study and practice.  This report delves into the core aspects of software engineering, providing a detailed understanding of its principles, practices, and future directions.</w:t>
+        <w:t>Traditional AI systems primarily react to inputs and execute pre-programmed instructions. Agentic AI, in contrast, is characterized by its proactive nature, ability to plan, learn from experience, and adapt its behavior to achieve desired outcomes. This shift represents a paradigm change in AI research and development, opening up exciting possibilities but also raising important ethical and societal considerations.  This report will examine the core elements that define agentic AI and explore its potential impact across various sectors.</w:t>
       </w:r>
     </w:p>
     <w:p>
@@ -177,15 +177,15 @@
         <w:rPr>
           <w:sz w:val="40"/>
         </w:rPr>
-        <w:t xml:space="preserve"> Software Development Life Cycle (SDLC): This is a structured framework that defines the phases involved in developing a software system.  Popular SDLC models include Waterfall, Agile, Scrum, and DevOps.</w:t>
-        <w:br/>
-        <w:t xml:space="preserve"> Requirements Engineering: This process involves eliciting, analyzing, documenting, and managing user needs and requirements for a software system.</w:t>
-        <w:br/>
-        <w:t xml:space="preserve"> Software Design: This phase focuses on creating the architecture, components, modules, interfaces, and data for a software system.  Key design principles include modularity, abstraction, and information hiding.</w:t>
-        <w:br/>
-        <w:t xml:space="preserve"> Software Testing: This is a critical process to ensure the quality and reliability of a software system.  Different testing techniques include unit testing, integration testing, system testing, and user acceptance testing.</w:t>
-        <w:br/>
-        <w:t xml:space="preserve"> Software Maintenance: This involves modifying and updating software after its release to fix bugs, improve performance, and add new features.</w:t>
+        <w:t>* **Autonomy:**  The capacity of an AI agent to operate independently, making decisions and taking actions without constant human intervention.</w:t>
+        <w:br/>
+        <w:t>* **Goal-Oriented Behavior:** Agentic AI systems are designed with specific goals in mind, driving their actions and shaping their learning processes.</w:t>
+        <w:br/>
+        <w:t>* **Adaptive Learning:**  These systems can learn from their interactions with the environment and adjust their strategies to optimize performance and achieve their goals more effectively.</w:t>
+        <w:br/>
+        <w:t>* **Planning and Decision-Making:**  Agentic AI involves the ability to plan complex sequences of actions and make informed decisions in dynamic environments.</w:t>
+        <w:br/>
+        <w:t>* **Human-AI Collaboration:**  While autonomous, agentic AI systems are often designed to collaborate with humans, augmenting human capabilities and facilitating more efficient task completion.</w:t>
       </w:r>
     </w:p>
     <w:p>
@@ -206,15 +206,16 @@
         <w:rPr>
           <w:sz w:val="40"/>
         </w:rPr>
-        <w:t xml:space="preserve"> DevOps: This approach emphasizes collaboration and automation between development and operations teams to streamline the software development lifecycle.</w:t>
-        <w:br/>
-        <w:t xml:space="preserve"> Cloud Computing:  Cloud platforms provide on-demand computing resources, facilitating rapid development and deployment of software applications.</w:t>
-        <w:br/>
-        <w:t xml:space="preserve"> Artificial Intelligence (AI) in Software Engineering: AI is being increasingly used in software engineering for tasks such as code generation, testing, and bug detection.</w:t>
-        <w:br/>
-        <w:t xml:space="preserve"> Microservices Architecture: This architectural style structures an application as a collection of loosely coupled services, promoting flexibility and scalability.</w:t>
-        <w:br/>
-        <w:t xml:space="preserve"> Low-Code/No-Code Development: These platforms enable users to create software applications with minimal or no coding, democratizing software development.</w:t>
+        <w:t>Although "agentic AI" is not yet a distinct field with dedicated research publications, we can identify advancements in related areas that contribute to its development:</w:t>
+        <w:br/>
+        <w:br/>
+        <w:t>* **Reinforcement Learning:**  Significant progress in reinforcement learning algorithms has enabled AI agents to learn complex tasks through trial and error, demonstrating increasing levels of autonomy.</w:t>
+        <w:br/>
+        <w:t>* **Planning Algorithms:**  Improvements in planning algorithms allow AI agents to generate and execute intricate plans, adapting to unforeseen circumstances and optimizing for long-term goals.</w:t>
+        <w:br/>
+        <w:t>* **Natural Language Processing:**  Advancements in NLP allow for richer human-AI interaction, enabling agents to understand and respond to human instructions more effectively.</w:t>
+        <w:br/>
+        <w:t>* **Robotics:**  Integrating AI agents with robotic platforms empowers physical embodiment, enabling them to interact with the real world and perform complex tasks.</w:t>
       </w:r>
     </w:p>
     <w:p>
@@ -235,18 +236,16 @@
         <w:rPr>
           <w:sz w:val="40"/>
         </w:rPr>
-        <w:t>Software engineering has applications in virtually every industry, including:</w:t>
-        <w:br/>
-        <w:br/>
-        <w:t xml:space="preserve"> Web and Mobile Development: Creating websites, web applications, and mobile apps.</w:t>
-        <w:br/>
-        <w:t xml:space="preserve"> Data Science and Machine Learning: Developing algorithms and systems for data analysis and prediction.</w:t>
-        <w:br/>
-        <w:t xml:space="preserve"> Embedded Systems: Designing and implementing software for embedded devices in various industries, such as automotive, aerospace, and consumer electronics.</w:t>
-        <w:br/>
-        <w:t xml:space="preserve"> Game Development: Creating video games and interactive simulations.</w:t>
-        <w:br/>
-        <w:t xml:space="preserve"> Enterprise Software: Developing software solutions for businesses, such as ERP, CRM, and supply chain management systems.</w:t>
+        <w:t>The potential applications of agentic AI span diverse domains:</w:t>
+        <w:br/>
+        <w:br/>
+        <w:t>* **Autonomous Robotics:**  From self-driving cars to robots for manufacturing and exploration, agentic AI can revolutionize industries and automate complex physical tasks.</w:t>
+        <w:br/>
+        <w:t>* **Personalized Healthcare:** AI agents can personalize treatment plans, monitor patient health, and provide tailored medical advice.</w:t>
+        <w:br/>
+        <w:t>* **Resource Management:**  Optimizing energy consumption, managing supply chains, and allocating resources efficiently.</w:t>
+        <w:br/>
+        <w:t>* **Scientific Discovery:**  Accelerating research by automating experiments, analyzing large datasets, and generating hypotheses.</w:t>
       </w:r>
     </w:p>
     <w:p>
@@ -267,18 +266,7 @@
         <w:rPr>
           <w:sz w:val="40"/>
         </w:rPr>
-        <w:t>The future of software engineering is likely to be shaped by:</w:t>
-        <w:br/>
-        <w:br/>
-        <w:t xml:space="preserve"> Increased Automation: Automation will play a greater role in software development, testing, and deployment.</w:t>
-        <w:br/>
-        <w:t xml:space="preserve"> Quantum Computing:  Quantum computing has the potential to revolutionize software development by solving complex problems that are intractable for classical computers.</w:t>
-        <w:br/>
-        <w:t xml:space="preserve"> Cybersecurity:  As software systems become more interconnected, cybersecurity will become increasingly important.</w:t>
-        <w:br/>
-        <w:t xml:space="preserve"> Serverless Computing:  This cloud computing execution model allows developers to build and run applications without managing servers.</w:t>
-        <w:br/>
-        <w:t xml:space="preserve"> Augmented Reality and Virtual Reality:  These technologies will create new opportunities for software development in areas such as gaming, entertainment, and education.</w:t>
+        <w:t>The future of agentic AI hinges on continued advancements in core technologies and addressing critical challenges like safety, ethics, and explainability.  As these systems become more sophisticated, their integration into our lives will deepen, potentially transforming industries and reshaping human-AI interaction.</w:t>
       </w:r>
     </w:p>
     <w:p>
@@ -299,18 +287,9 @@
         <w:rPr>
           <w:sz w:val="40"/>
         </w:rPr>
-        <w:t>Merits:</w:t>
-        <w:br/>
-        <w:br/>
-        <w:t xml:space="preserve"> Improved Software Quality: Software engineering principles and practices lead to higher quality and more reliable software.</w:t>
-        <w:br/>
-        <w:t xml:space="preserve"> Reduced Development Costs:  Systematic approaches can reduce development time and costs.</w:t>
-        <w:br/>
-        <w:t xml:space="preserve"> Increased Productivity:  Software engineering tools and techniques improve developer productivity.</w:t>
-        <w:br/>
-        <w:t xml:space="preserve"> Better Maintainability:  Well-designed software is easier to maintain and update.</w:t>
-        <w:br/>
-        <w:t xml:space="preserve"> Enhanced Customer Satisfaction:  High-quality software leads to greater customer satisfaction.</w:t>
+        <w:t>* **Merits:** Increased efficiency, automation of complex tasks, personalized services, potential for scientific breakthroughs.</w:t>
+        <w:br/>
+        <w:t>* **Demerits:** Job displacement, ethical concerns related to autonomy and decision-making, potential for unintended consequences, security risks.</w:t>
       </w:r>
     </w:p>
     <w:p>
@@ -323,7 +302,7 @@
           <w:sz w:val="52"/>
           <w:u w:val="single"/>
         </w:rPr>
-        <w:t>Demerits:</w:t>
+        <w:t>Conclusion:</w:t>
       </w:r>
     </w:p>
     <w:p>
@@ -331,34 +310,7 @@
         <w:rPr>
           <w:sz w:val="40"/>
         </w:rPr>
-        <w:t xml:space="preserve"> High Initial Investment: Implementing software engineering practices may require significant initial investment in tools and training.</w:t>
-        <w:br/>
-        <w:t xml:space="preserve"> Complex Processes:  Software engineering processes can be complex and require specialized skills.</w:t>
-        <w:br/>
-        <w:t xml:space="preserve"> Difficulty in Predicting Outcomes:  Software development projects can be unpredictable, and it can be difficult to estimate timelines and costs accurately.</w:t>
-        <w:br/>
-        <w:t xml:space="preserve"> Rapid Technological Change:  The field of software engineering is constantly evolving, requiring continuous learning and adaptation.</w:t>
-      </w:r>
-    </w:p>
-    <w:p>
-      <w:pPr>
-        <w:jc w:val="left"/>
-      </w:pPr>
-      <w:r>
-        <w:rPr>
-          <w:b/>
-          <w:sz w:val="52"/>
-          <w:u w:val="single"/>
-        </w:rPr>
-        <w:t>Conclusion:</w:t>
-      </w:r>
-    </w:p>
-    <w:p>
-      <w:r>
-        <w:rPr>
-          <w:sz w:val="40"/>
-        </w:rPr>
-        <w:t>Software engineering is a dynamic and evolving field that plays a critical role in shaping the modern world.  By applying engineering principles and embracing new technologies, software engineers can develop innovative solutions to complex problems and drive progress across various industries. The demand for skilled software engineers is expected to remain high in the foreseeable future, making it a promising career path for those interested in technology and problem-solving.  As the field continues to evolve, continuous learning and adaptation will be essential for software engineers to stay at the forefront of innovation.</w:t>
+        <w:t>Agentic AI presents both immense opportunities and potential challenges.  Responsible development and deployment, guided by ethical considerations and rigorous safety protocols, are crucial for realizing the full potential of this transformative technology while mitigating potential risks.  Further research and open dialogue are essential to navigating the complex landscape of agentic AI and ensuring its beneficial impact on society.</w:t>
       </w:r>
     </w:p>
     <w:sectPr>

--- a/Generated_Report.docx
+++ b/Generated_Report.docx
@@ -12,7 +12,10 @@
           <w:color w:val="000080"/>
           <w:sz w:val="64"/>
         </w:rPr>
-        <w:t>## Agentic AI: A Research Report</w:t>
+        <w:t>## Executive Summary</w:t>
+        <w:br/>
+        <w:br/>
+        <w:t>Agentic AI represents a significant advancement in artificial intelligence, moving beyond passive tools to systems capable of independent action and decision-making within defined parameters. This evolution empowers AI to not only analyze data but also initiate actions, learn from outcomes, and adapt strategies without constant human intervention.  While still in its early stages, agentic AI promises to revolutionize various sectors, from automating complex business processes to personalized learning experiences and scientific discovery. However, its development and deployment also raise critical considerations regarding ethical implications, responsible use, and potential societal impacts. This report explores the key concepts, recent developments, applications, future outlook, merits, and demerits of agentic AI, culminating in a conclusion that emphasizes the importance of balanced development and governance for maximizing its benefits while mitigating potential risks.</w:t>
       </w:r>
     </w:p>
     <w:p/>
@@ -127,7 +130,7 @@
           <w:sz w:val="52"/>
           <w:u w:val="single"/>
         </w:rPr>
-        <w:t>Executive Summary:</w:t>
+        <w:t>(Sources: All provided links contributed to the overall understanding for this summary.)</w:t>
       </w:r>
     </w:p>
     <w:p>
@@ -135,7 +138,10 @@
         <w:rPr>
           <w:sz w:val="40"/>
         </w:rPr>
-        <w:t>Agentic AI, a rapidly evolving field, focuses on developing AI systems capable of independent action and decision-making to achieve specified goals. This report explores key concepts, recent developments, applications, future outlook, merits, demerits, and concludes with potential pathways for responsible development and deployment of agentic AI.  While the term "agentic AI" is not yet a standardized or widely recognized term like "Generative AI," it captures the essence of AI systems moving beyond passive tools toward proactive agents. This report uses the term to encompass this emerging trend.</w:t>
+        <w:t>## Introduction</w:t>
+        <w:br/>
+        <w:br/>
+        <w:t>Agentic AI marks a paradigm shift in the field of artificial intelligence, characterized by the ability of AI systems to act autonomously and achieve desired outcomes.  This capability goes beyond traditional AI, which primarily focuses on data analysis and providing insights. Agentic AI empowers systems to initiate actions, learn from the consequences, and adapt their behavior without continuous human guidance. This transition promises to transform various industries and aspects of our lives, while also presenting new challenges and considerations. This report delves into the core concepts, recent advancements, and potential implications of agentic AI.</w:t>
       </w:r>
     </w:p>
     <w:p>
@@ -148,7 +154,7 @@
           <w:sz w:val="52"/>
           <w:u w:val="single"/>
         </w:rPr>
-        <w:t>Introduction:</w:t>
+        <w:t>(Sources: All provided links contributed to the overall understanding for this section.)</w:t>
       </w:r>
     </w:p>
     <w:p>
@@ -156,7 +162,14 @@
         <w:rPr>
           <w:sz w:val="40"/>
         </w:rPr>
-        <w:t>Traditional AI systems primarily react to inputs and execute pre-programmed instructions. Agentic AI, in contrast, is characterized by its proactive nature, ability to plan, learn from experience, and adapt its behavior to achieve desired outcomes. This shift represents a paradigm change in AI research and development, opening up exciting possibilities but also raising important ethical and societal considerations.  This report will examine the core elements that define agentic AI and explore its potential impact across various sectors.</w:t>
+        <w:t>## Conclusion</w:t>
+        <w:br/>
+        <w:br/>
+        <w:t>Agentic AI represents a transformative step in the evolution of artificial intelligence, promising significant benefits across various sectors. Its ability to operate autonomously, learn from experiences, and achieve specific goals has the potential to revolutionize how we work, learn, and interact with technology.  However, the development and deployment of agentic AI must be approached responsibly, with careful consideration of ethical implications, potential societal impacts, and the need for robust governance frameworks.  By balancing the pursuit of innovation with a commitment to responsible AI principles, we can harness the full potential of agentic AI while mitigating its risks and ensuring a positive future for this powerful technology.</w:t>
+        <w:br/>
+        <w:br/>
+        <w:br/>
+        <w:t>**(Sources: All provided links contributed to the overall understanding for this section.)**</w:t>
       </w:r>
     </w:p>
     <w:p>
@@ -169,7 +182,7 @@
           <w:sz w:val="52"/>
           <w:u w:val="single"/>
         </w:rPr>
-        <w:t>Key Concepts:</w:t>
+        <w:t>(Sources: https://www.domo.com/blog/agentic-ai-explained-definition-benefits-and-use-cases/, https://konghq.com/blog/learning-center/agentic-ai, https://www.redhat.com/en/topics/ai/what-is-agentic-ai, https://www.automationanywhere.com/rpa/agentic-ai)</w:t>
       </w:r>
     </w:p>
     <w:p>
@@ -177,15 +190,19 @@
         <w:rPr>
           <w:sz w:val="40"/>
         </w:rPr>
-        <w:t>* **Autonomy:**  The capacity of an AI agent to operate independently, making decisions and taking actions without constant human intervention.</w:t>
-        <w:br/>
-        <w:t>* **Goal-Oriented Behavior:** Agentic AI systems are designed with specific goals in mind, driving their actions and shaping their learning processes.</w:t>
-        <w:br/>
-        <w:t>* **Adaptive Learning:**  These systems can learn from their interactions with the environment and adjust their strategies to optimize performance and achieve their goals more effectively.</w:t>
-        <w:br/>
-        <w:t>* **Planning and Decision-Making:**  Agentic AI involves the ability to plan complex sequences of actions and make informed decisions in dynamic environments.</w:t>
-        <w:br/>
-        <w:t>* **Human-AI Collaboration:**  While autonomous, agentic AI systems are often designed to collaborate with humans, augmenting human capabilities and facilitating more efficient task completion.</w:t>
+        <w:t>## Recent Developments</w:t>
+        <w:br/>
+        <w:br/>
+        <w:t>The emergence of agentic AI is driven by advancements in several areas, including:</w:t>
+        <w:br/>
+        <w:br/>
+        <w:t>* **Reinforcement Learning:** Enabling AI to learn through trial and error and optimize its actions based on feedback.</w:t>
+        <w:br/>
+        <w:t>* **Natural Language Processing (NLP):** Facilitating more natural and effective communication between humans and AI agents.</w:t>
+        <w:br/>
+        <w:t>* **Large Language Models (LLMs):** Powering more complex reasoning and decision-making capabilities in agentic AI systems.</w:t>
+        <w:br/>
+        <w:t>* **Cloud Computing:** Providing the necessary infrastructure and resources for developing and deploying sophisticated AI agents.</w:t>
       </w:r>
     </w:p>
     <w:p>
@@ -198,7 +215,7 @@
           <w:sz w:val="52"/>
           <w:u w:val="single"/>
         </w:rPr>
-        <w:t>Recent Developments:</w:t>
+        <w:t>(Sources:  https://cobusgreyling.medium.com/why-the-focus-has-shifted-from-ai-agents-to-agentic-workflows-51e4078d03c2, https://www.moveworks.com/us/en/resources/blog/agentic-ai-vs-ai-agents-definitions-and-differences)</w:t>
       </w:r>
     </w:p>
     <w:p>
@@ -206,16 +223,21 @@
         <w:rPr>
           <w:sz w:val="40"/>
         </w:rPr>
-        <w:t>Although "agentic AI" is not yet a distinct field with dedicated research publications, we can identify advancements in related areas that contribute to its development:</w:t>
-        <w:br/>
-        <w:br/>
-        <w:t>* **Reinforcement Learning:**  Significant progress in reinforcement learning algorithms has enabled AI agents to learn complex tasks through trial and error, demonstrating increasing levels of autonomy.</w:t>
-        <w:br/>
-        <w:t>* **Planning Algorithms:**  Improvements in planning algorithms allow AI agents to generate and execute intricate plans, adapting to unforeseen circumstances and optimizing for long-term goals.</w:t>
-        <w:br/>
-        <w:t>* **Natural Language Processing:**  Advancements in NLP allow for richer human-AI interaction, enabling agents to understand and respond to human instructions more effectively.</w:t>
-        <w:br/>
-        <w:t>* **Robotics:**  Integrating AI agents with robotic platforms empowers physical embodiment, enabling them to interact with the real world and perform complex tasks.</w:t>
+        <w:t>## Applications</w:t>
+        <w:br/>
+        <w:br/>
+        <w:t>Agentic AI holds immense potential across diverse fields:</w:t>
+        <w:br/>
+        <w:br/>
+        <w:t>* **Business Automation:** Streamlining complex processes, optimizing workflows, and automating decision-making.</w:t>
+        <w:br/>
+        <w:t>* **Personalized Learning:** Tailoring educational experiences to individual needs and learning styles.</w:t>
+        <w:br/>
+        <w:t>* **Scientific Discovery:** Accelerating research and development by automating experiments and data analysis.</w:t>
+        <w:br/>
+        <w:t>* **Customer Service:** Providing personalized and efficient support through AI-powered chatbots and virtual assistants.</w:t>
+        <w:br/>
+        <w:t>* **Healthcare:** Assisting with diagnosis, treatment planning, and patient monitoring.</w:t>
       </w:r>
     </w:p>
     <w:p>
@@ -228,7 +250,7 @@
           <w:sz w:val="52"/>
           <w:u w:val="single"/>
         </w:rPr>
-        <w:t>Applications:</w:t>
+        <w:t>(Sources: https://www.domo.com/blog/agentic-ai-explained-definition-benefits-and-use-cases/, https://www.landbase.com/blog/agentic-ai-the-future-of-autonomous-decision-making, https://hbr.org/2024/12/what-is-agentic-ai-and-how-will-it-change-work)</w:t>
       </w:r>
     </w:p>
     <w:p>
@@ -236,16 +258,19 @@
         <w:rPr>
           <w:sz w:val="40"/>
         </w:rPr>
-        <w:t>The potential applications of agentic AI span diverse domains:</w:t>
-        <w:br/>
-        <w:br/>
-        <w:t>* **Autonomous Robotics:**  From self-driving cars to robots for manufacturing and exploration, agentic AI can revolutionize industries and automate complex physical tasks.</w:t>
-        <w:br/>
-        <w:t>* **Personalized Healthcare:** AI agents can personalize treatment plans, monitor patient health, and provide tailored medical advice.</w:t>
-        <w:br/>
-        <w:t>* **Resource Management:**  Optimizing energy consumption, managing supply chains, and allocating resources efficiently.</w:t>
-        <w:br/>
-        <w:t>* **Scientific Discovery:**  Accelerating research by automating experiments, analyzing large datasets, and generating hypotheses.</w:t>
+        <w:t>## Future Outlook</w:t>
+        <w:br/>
+        <w:br/>
+        <w:t>The future of agentic AI is bright, with continued advancements expected to lead to even more sophisticated and capable systems.  Key trends include:</w:t>
+        <w:br/>
+        <w:br/>
+        <w:t>* **Increased Autonomy:** AI agents will become increasingly capable of operating independently and making complex decisions.</w:t>
+        <w:br/>
+        <w:t>* **Enhanced Collaboration:**  AI agents will work together and with humans in more seamless and collaborative ways.</w:t>
+        <w:br/>
+        <w:t>* **Wider Adoption:** Agentic AI will be integrated into a broader range of industries and applications.</w:t>
+        <w:br/>
+        <w:t>* **Ethical Considerations:**  Addressing ethical concerns and ensuring responsible use will be paramount.</w:t>
       </w:r>
     </w:p>
     <w:p>
@@ -258,7 +283,7 @@
           <w:sz w:val="52"/>
           <w:u w:val="single"/>
         </w:rPr>
-        <w:t>Future Outlook:</w:t>
+        <w:t>(Sources: https://www.getmesa.com/blog/understanding-agentic-ai/, https://www.blueprintsys.com/blog/agentic-ai-a-promising-evolution-but-not-without-limits)</w:t>
       </w:r>
     </w:p>
     <w:p>
@@ -266,7 +291,7 @@
         <w:rPr>
           <w:sz w:val="40"/>
         </w:rPr>
-        <w:t>The future of agentic AI hinges on continued advancements in core technologies and addressing critical challenges like safety, ethics, and explainability.  As these systems become more sophisticated, their integration into our lives will deepen, potentially transforming industries and reshaping human-AI interaction.</w:t>
+        <w:t>## Merits and Demerits</w:t>
       </w:r>
     </w:p>
     <w:p>
@@ -279,7 +304,7 @@
           <w:sz w:val="52"/>
           <w:u w:val="single"/>
         </w:rPr>
-        <w:t>Merits and Demerits:</w:t>
+        <w:t>Merits:</w:t>
       </w:r>
     </w:p>
     <w:p>
@@ -287,9 +312,13 @@
         <w:rPr>
           <w:sz w:val="40"/>
         </w:rPr>
-        <w:t>* **Merits:** Increased efficiency, automation of complex tasks, personalized services, potential for scientific breakthroughs.</w:t>
-        <w:br/>
-        <w:t>* **Demerits:** Job displacement, ethical concerns related to autonomy and decision-making, potential for unintended consequences, security risks.</w:t>
+        <w:t>* Increased Efficiency and Productivity: Automating tasks and optimizing workflows leads to significant gains in efficiency and productivity.</w:t>
+        <w:br/>
+        <w:t>* Improved Decision-Making: AI can analyze vast amounts of data and make data-driven decisions, potentially leading to better outcomes.</w:t>
+        <w:br/>
+        <w:t>* Enhanced Personalization: Agentic AI can personalize experiences in various domains, from education to customer service.</w:t>
+        <w:br/>
+        <w:t>* Accelerated Innovation: Automating research and development processes can speed up the pace of innovation.</w:t>
       </w:r>
     </w:p>
     <w:p>
@@ -302,7 +331,7 @@
           <w:sz w:val="52"/>
           <w:u w:val="single"/>
         </w:rPr>
-        <w:t>Conclusion:</w:t>
+        <w:t>Demerits:</w:t>
       </w:r>
     </w:p>
     <w:p>
@@ -310,7 +339,13 @@
         <w:rPr>
           <w:sz w:val="40"/>
         </w:rPr>
-        <w:t>Agentic AI presents both immense opportunities and potential challenges.  Responsible development and deployment, guided by ethical considerations and rigorous safety protocols, are crucial for realizing the full potential of this transformative technology while mitigating potential risks.  Further research and open dialogue are essential to navigating the complex landscape of agentic AI and ensuring its beneficial impact on society.</w:t>
+        <w:t>* Job Displacement:  Automation through agentic AI may lead to job displacement in certain sectors.</w:t>
+        <w:br/>
+        <w:t>* Ethical Concerns:  Bias in algorithms, lack of transparency, and potential misuse raise ethical considerations.</w:t>
+        <w:br/>
+        <w:t>* Dependence and Deskilling: Over-reliance on agentic AI could lead to a decline in human skills and critical thinking.</w:t>
+        <w:br/>
+        <w:t>* Security Risks:  Autonomous systems could be vulnerable to cyberattacks and malicious manipulation.</w:t>
       </w:r>
     </w:p>
     <w:sectPr>

--- a/Generated_Report.docx
+++ b/Generated_Report.docx
@@ -12,10 +12,7 @@
           <w:color w:val="000080"/>
           <w:sz w:val="64"/>
         </w:rPr>
-        <w:t>## Executive Summary</w:t>
-        <w:br/>
-        <w:br/>
-        <w:t>Agentic AI represents a significant advancement in artificial intelligence, moving beyond passive tools to systems capable of independent action and decision-making within defined parameters. This evolution empowers AI to not only analyze data but also initiate actions, learn from outcomes, and adapt strategies without constant human intervention.  While still in its early stages, agentic AI promises to revolutionize various sectors, from automating complex business processes to personalized learning experiences and scientific discovery. However, its development and deployment also raise critical considerations regarding ethical implications, responsible use, and potential societal impacts. This report explores the key concepts, recent developments, applications, future outlook, merits, and demerits of agentic AI, culminating in a conclusion that emphasizes the importance of balanced development and governance for maximizing its benefits while mitigating potential risks.</w:t>
+        <w:t>## Generative AI: A Comprehensive Research Report</w:t>
       </w:r>
     </w:p>
     <w:p/>
@@ -130,7 +127,7 @@
           <w:sz w:val="52"/>
           <w:u w:val="single"/>
         </w:rPr>
-        <w:t>(Sources: All provided links contributed to the overall understanding for this summary.)</w:t>
+        <w:t>Executive Summary:</w:t>
       </w:r>
     </w:p>
     <w:p>
@@ -138,10 +135,10 @@
         <w:rPr>
           <w:sz w:val="40"/>
         </w:rPr>
-        <w:t>## Introduction</w:t>
-        <w:br/>
-        <w:br/>
-        <w:t>Agentic AI marks a paradigm shift in the field of artificial intelligence, characterized by the ability of AI systems to act autonomously and achieve desired outcomes.  This capability goes beyond traditional AI, which primarily focuses on data analysis and providing insights. Agentic AI empowers systems to initiate actions, learn from the consequences, and adapt their behavior without continuous human guidance. This transition promises to transform various industries and aspects of our lives, while also presenting new challenges and considerations. This report delves into the core concepts, recent advancements, and potential implications of agentic AI.</w:t>
+        <w:t>Generative AI is rapidly transforming how we interact with technology, enabling machines to create novel content ranging from text and images to music and code. This technology, powered by advanced algorithms like deep learning, has opened new avenues for innovation across various industries. While it presents incredible opportunities, it also raises ethical and practical challenges that need careful consideration. This report delves into the key concepts, recent developments, applications, future outlook, and merits and demerits of generative AI.</w:t>
+        <w:br/>
+        <w:br/>
+        <w:t>_(References: All provided links)_</w:t>
       </w:r>
     </w:p>
     <w:p>
@@ -154,7 +151,7 @@
           <w:sz w:val="52"/>
           <w:u w:val="single"/>
         </w:rPr>
-        <w:t>(Sources: All provided links contributed to the overall understanding for this section.)</w:t>
+        <w:t>Introduction:</w:t>
       </w:r>
     </w:p>
     <w:p>
@@ -162,14 +159,10 @@
         <w:rPr>
           <w:sz w:val="40"/>
         </w:rPr>
-        <w:t>## Conclusion</w:t>
-        <w:br/>
-        <w:br/>
-        <w:t>Agentic AI represents a transformative step in the evolution of artificial intelligence, promising significant benefits across various sectors. Its ability to operate autonomously, learn from experiences, and achieve specific goals has the potential to revolutionize how we work, learn, and interact with technology.  However, the development and deployment of agentic AI must be approached responsibly, with careful consideration of ethical implications, potential societal impacts, and the need for robust governance frameworks.  By balancing the pursuit of innovation with a commitment to responsible AI principles, we can harness the full potential of agentic AI while mitigating its risks and ensuring a positive future for this powerful technology.</w:t>
-        <w:br/>
-        <w:br/>
-        <w:br/>
-        <w:t>**(Sources: All provided links contributed to the overall understanding for this section.)**</w:t>
+        <w:t>Generative AI signifies a paradigm shift in artificial intelligence, moving beyond traditional pattern recognition to content creation. It empowers machines to learn the underlying patterns and structure of input training data and then generate new, similar content. This capability has far-reaching implications, impacting fields from art and entertainment to healthcare and scientific research.</w:t>
+        <w:br/>
+        <w:br/>
+        <w:t>_(References: All provided links)_</w:t>
       </w:r>
     </w:p>
     <w:p>
@@ -182,7 +175,7 @@
           <w:sz w:val="52"/>
           <w:u w:val="single"/>
         </w:rPr>
-        <w:t>(Sources: https://www.domo.com/blog/agentic-ai-explained-definition-benefits-and-use-cases/, https://konghq.com/blog/learning-center/agentic-ai, https://www.redhat.com/en/topics/ai/what-is-agentic-ai, https://www.automationanywhere.com/rpa/agentic-ai)</w:t>
+        <w:t>Key Concepts:</w:t>
       </w:r>
     </w:p>
     <w:p>
@@ -190,19 +183,21 @@
         <w:rPr>
           <w:sz w:val="40"/>
         </w:rPr>
-        <w:t>## Recent Developments</w:t>
-        <w:br/>
-        <w:br/>
-        <w:t>The emergence of agentic AI is driven by advancements in several areas, including:</w:t>
-        <w:br/>
-        <w:br/>
-        <w:t>* **Reinforcement Learning:** Enabling AI to learn through trial and error and optimize its actions based on feedback.</w:t>
-        <w:br/>
-        <w:t>* **Natural Language Processing (NLP):** Facilitating more natural and effective communication between humans and AI agents.</w:t>
-        <w:br/>
-        <w:t>* **Large Language Models (LLMs):** Powering more complex reasoning and decision-making capabilities in agentic AI systems.</w:t>
-        <w:br/>
-        <w:t>* **Cloud Computing:** Providing the necessary infrastructure and resources for developing and deploying sophisticated AI agents.</w:t>
+        <w:t>Generative AI relies on several key concepts:</w:t>
+        <w:br/>
+        <w:br/>
+        <w:t>* **Deep Learning:**  Neural networks with multiple layers are fundamental to generative AI, enabling complex pattern recognition.</w:t>
+        <w:br/>
+        <w:t>* **Generative Adversarial Networks (GANs):** GANs consist of two networks—a generator and a discriminator—that compete against each other, leading to the generation of increasingly realistic outputs.</w:t>
+        <w:br/>
+        <w:t>* **Variational Autoencoders (VAEs):** VAEs learn a compressed representation of the input data and use it to generate new variations.</w:t>
+        <w:br/>
+        <w:t>* **Transformer Models:**  These models, particularly prominent in natural language processing, excel at understanding and generating sequential data.</w:t>
+        <w:br/>
+        <w:t>* **Foundation Models:** Large pre-trained models adaptable to various downstream tasks. _[Reference: Adapting Pretrained Vision-Language Foundational Models to Medical Imaging Domains (PDF link provided)]_</w:t>
+        <w:br/>
+        <w:br/>
+        <w:t>_(References: All provided links, specifically Wikipedia, NVIDIA, AWS, and the provided PDF on Foundation Models)_</w:t>
       </w:r>
     </w:p>
     <w:p>
@@ -215,7 +210,7 @@
           <w:sz w:val="52"/>
           <w:u w:val="single"/>
         </w:rPr>
-        <w:t>(Sources:  https://cobusgreyling.medium.com/why-the-focus-has-shifted-from-ai-agents-to-agentic-workflows-51e4078d03c2, https://www.moveworks.com/us/en/resources/blog/agentic-ai-vs-ai-agents-definitions-and-differences)</w:t>
+        <w:t>Recent Developments:</w:t>
       </w:r>
     </w:p>
     <w:p>
@@ -223,21 +218,19 @@
         <w:rPr>
           <w:sz w:val="40"/>
         </w:rPr>
-        <w:t>## Applications</w:t>
-        <w:br/>
-        <w:br/>
-        <w:t>Agentic AI holds immense potential across diverse fields:</w:t>
-        <w:br/>
-        <w:br/>
-        <w:t>* **Business Automation:** Streamlining complex processes, optimizing workflows, and automating decision-making.</w:t>
-        <w:br/>
-        <w:t>* **Personalized Learning:** Tailoring educational experiences to individual needs and learning styles.</w:t>
-        <w:br/>
-        <w:t>* **Scientific Discovery:** Accelerating research and development by automating experiments and data analysis.</w:t>
-        <w:br/>
-        <w:t>* **Customer Service:** Providing personalized and efficient support through AI-powered chatbots and virtual assistants.</w:t>
-        <w:br/>
-        <w:t>* **Healthcare:** Assisting with diagnosis, treatment planning, and patient monitoring.</w:t>
+        <w:t>The field of generative AI is constantly evolving, with rapid advancements in model architectures, training techniques, and applications. Some notable recent developments include:</w:t>
+        <w:br/>
+        <w:br/>
+        <w:t>* **Diffusion Models:**  A newer class of generative models that gradually add noise to training data and then learn to reverse this process to generate new data.</w:t>
+        <w:br/>
+        <w:t>* **Improved Text-to-Image Generation:**  Significant improvements in the quality and realism of images generated from text descriptions.</w:t>
+        <w:br/>
+        <w:t>* **Multi-Modal Generation:**  Models capable of generating content across different modalities, such as text, images, and audio.</w:t>
+        <w:br/>
+        <w:t>* **Increased accessibility through cloud platforms:**  Major cloud providers offer readily available tools and resources for developing and deploying generative AI models. _[Reference: Google Cloud, AWS]_</w:t>
+        <w:br/>
+        <w:br/>
+        <w:t>_(References: All provided links, especially MIT News, TechTarget, and the cloud platform links (Google Cloud, AWS))_</w:t>
       </w:r>
     </w:p>
     <w:p>
@@ -250,7 +243,7 @@
           <w:sz w:val="52"/>
           <w:u w:val="single"/>
         </w:rPr>
-        <w:t>(Sources: https://www.domo.com/blog/agentic-ai-explained-definition-benefits-and-use-cases/, https://www.landbase.com/blog/agentic-ai-the-future-of-autonomous-decision-making, https://hbr.org/2024/12/what-is-agentic-ai-and-how-will-it-change-work)</w:t>
+        <w:t>Applications:</w:t>
       </w:r>
     </w:p>
     <w:p>
@@ -258,19 +251,23 @@
         <w:rPr>
           <w:sz w:val="40"/>
         </w:rPr>
-        <w:t>## Future Outlook</w:t>
-        <w:br/>
-        <w:br/>
-        <w:t>The future of agentic AI is bright, with continued advancements expected to lead to even more sophisticated and capable systems.  Key trends include:</w:t>
-        <w:br/>
-        <w:br/>
-        <w:t>* **Increased Autonomy:** AI agents will become increasingly capable of operating independently and making complex decisions.</w:t>
-        <w:br/>
-        <w:t>* **Enhanced Collaboration:**  AI agents will work together and with humans in more seamless and collaborative ways.</w:t>
-        <w:br/>
-        <w:t>* **Wider Adoption:** Agentic AI will be integrated into a broader range of industries and applications.</w:t>
-        <w:br/>
-        <w:t>* **Ethical Considerations:**  Addressing ethical concerns and ensuring responsible use will be paramount.</w:t>
+        <w:t>Generative AI has found diverse applications across various sectors:</w:t>
+        <w:br/>
+        <w:br/>
+        <w:t>* **Creative Content Generation:**  Generating art, music, stories, and other forms of creative content.</w:t>
+        <w:br/>
+        <w:t>* **Drug Discovery and Development:**  Designing new molecules and accelerating the drug discovery process. _[Reference: Potential relevance to medical imaging discussed in the provided PDF]_</w:t>
+        <w:br/>
+        <w:t>* **Personalized Marketing:**  Creating targeted advertising campaigns and product recommendations.</w:t>
+        <w:br/>
+        <w:t>* **Code Generation:**  Assisting developers by generating code snippets and automating coding tasks.</w:t>
+        <w:br/>
+        <w:t>* **Customer Service:**  Powering chatbots and virtual assistants for enhanced customer interactions. _[Reference: Google Cloud Whitepaper on Generative AI App Development (PDF link provided)]_</w:t>
+        <w:br/>
+        <w:t>* **Improving business insights and operations.** _[Reference: Google Cloud Whitepaper, BCG]_</w:t>
+        <w:br/>
+        <w:br/>
+        <w:t>_(References: All provided links, specifically SAS, Databricks, BCG, TechTarget, and both provided PDFs)_</w:t>
       </w:r>
     </w:p>
     <w:p>
@@ -283,7 +280,7 @@
           <w:sz w:val="52"/>
           <w:u w:val="single"/>
         </w:rPr>
-        <w:t>(Sources: https://www.getmesa.com/blog/understanding-agentic-ai/, https://www.blueprintsys.com/blog/agentic-ai-a-promising-evolution-but-not-without-limits)</w:t>
+        <w:t>Future Outlook:</w:t>
       </w:r>
     </w:p>
     <w:p>
@@ -291,7 +288,19 @@
         <w:rPr>
           <w:sz w:val="40"/>
         </w:rPr>
-        <w:t>## Merits and Demerits</w:t>
+        <w:t>The future of generative AI is bright, with continued advancements expected in several areas:</w:t>
+        <w:br/>
+        <w:br/>
+        <w:t>* **Enhanced Model Capabilities:**  More sophisticated models capable of generating even more realistic and diverse content.</w:t>
+        <w:br/>
+        <w:t>* **Improved Control and Customization:**  Greater control over the generated output, allowing users to specify desired characteristics.</w:t>
+        <w:br/>
+        <w:t>* **Wider Adoption Across Industries:**  Integration of generative AI into a broader range of applications and industries.</w:t>
+        <w:br/>
+        <w:t>* **Addressing Ethical Concerns:**  Development of strategies to mitigate potential risks associated with misuse and bias.</w:t>
+        <w:br/>
+        <w:br/>
+        <w:t>_(References: All provided links, particularly MIT News and BCG)_</w:t>
       </w:r>
     </w:p>
     <w:p>
@@ -304,7 +313,7 @@
           <w:sz w:val="52"/>
           <w:u w:val="single"/>
         </w:rPr>
-        <w:t>Merits:</w:t>
+        <w:t>Merits and Demerits:</w:t>
       </w:r>
     </w:p>
     <w:p>
@@ -312,13 +321,14 @@
         <w:rPr>
           <w:sz w:val="40"/>
         </w:rPr>
-        <w:t>* Increased Efficiency and Productivity: Automating tasks and optimizing workflows leads to significant gains in efficiency and productivity.</w:t>
-        <w:br/>
-        <w:t>* Improved Decision-Making: AI can analyze vast amounts of data and make data-driven decisions, potentially leading to better outcomes.</w:t>
-        <w:br/>
-        <w:t>* Enhanced Personalization: Agentic AI can personalize experiences in various domains, from education to customer service.</w:t>
-        <w:br/>
-        <w:t>* Accelerated Innovation: Automating research and development processes can speed up the pace of innovation.</w:t>
+        <w:t>**Merits:**</w:t>
+        <w:br/>
+        <w:br/>
+        <w:t>* **Automation and Efficiency:**  Automating tasks and increasing productivity.</w:t>
+        <w:br/>
+        <w:t>* **Innovation and Creativity:**  Unlocking new possibilities for creative expression and innovation.</w:t>
+        <w:br/>
+        <w:t>* **Personalization:**  Delivering tailored experiences and services.</w:t>
       </w:r>
     </w:p>
     <w:p>
@@ -339,13 +349,38 @@
         <w:rPr>
           <w:sz w:val="40"/>
         </w:rPr>
-        <w:t>* Job Displacement:  Automation through agentic AI may lead to job displacement in certain sectors.</w:t>
-        <w:br/>
-        <w:t>* Ethical Concerns:  Bias in algorithms, lack of transparency, and potential misuse raise ethical considerations.</w:t>
-        <w:br/>
-        <w:t>* Dependence and Deskilling: Over-reliance on agentic AI could lead to a decline in human skills and critical thinking.</w:t>
-        <w:br/>
-        <w:t>* Security Risks:  Autonomous systems could be vulnerable to cyberattacks and malicious manipulation.</w:t>
+        <w:t>* **Ethical Concerns:**  Potential for misuse, bias, and the creation of deepfakes.</w:t>
+        <w:br/>
+        <w:t>* **Job Displacement:**  Possible automation of jobs currently performed by humans.</w:t>
+        <w:br/>
+        <w:t>* **Computational Cost:**  Training and deploying large generative models can be resource-intensive.</w:t>
+        <w:br/>
+        <w:br/>
+        <w:t>_(References: All provided links, especially SAS, BCG, and TechTarget)_</w:t>
+      </w:r>
+    </w:p>
+    <w:p>
+      <w:pPr>
+        <w:jc w:val="left"/>
+      </w:pPr>
+      <w:r>
+        <w:rPr>
+          <w:b/>
+          <w:sz w:val="52"/>
+          <w:u w:val="single"/>
+        </w:rPr>
+        <w:t>Conclusion:</w:t>
+      </w:r>
+    </w:p>
+    <w:p>
+      <w:r>
+        <w:rPr>
+          <w:sz w:val="40"/>
+        </w:rPr>
+        <w:t>Generative AI is a transformative technology with the potential to revolutionize various industries. While it offers significant opportunities, it also presents challenges that require careful consideration.  Continued research and development, coupled with responsible implementation, will be crucial to harnessing the full potential of generative AI while mitigating its risks.</w:t>
+        <w:br/>
+        <w:br/>
+        <w:t>_(References: All provided links)_</w:t>
       </w:r>
     </w:p>
     <w:sectPr>

--- a/Generated_Report.docx
+++ b/Generated_Report.docx
@@ -12,7 +12,7 @@
           <w:color w:val="000080"/>
           <w:sz w:val="64"/>
         </w:rPr>
-        <w:t>## Generative AI: A Comprehensive Research Report</w:t>
+        <w:t>## Financial Report of EY 2022</w:t>
       </w:r>
     </w:p>
     <w:p/>
@@ -135,11 +135,47 @@
         <w:rPr>
           <w:sz w:val="40"/>
         </w:rPr>
-        <w:t>Generative AI is rapidly transforming how we interact with technology, enabling machines to create novel content ranging from text and images to music and code. This technology, powered by advanced algorithms like deep learning, has opened new avenues for innovation across various industries. While it presents incredible opportunities, it also raises ethical and practical challenges that need careful consideration. This report delves into the key concepts, recent developments, applications, future outlook, and merits and demerits of generative AI.</w:t>
-        <w:br/>
-        <w:br/>
-        <w:t>_(References: All provided links)_</w:t>
-      </w:r>
+        <w:t xml:space="preserve">EY's financial performance in 2022 was strong, with record revenue of $45.4 billion.  This report analyzes EY's performance based on available information, focusing on their 2022/2023 financial year.  While detailed financial statements for 2022 are not publicly available through the provided links, key insights into their operations, revenue, and strategic focus areas are explored. The report also delves into EY's commitment to various environmental, social, and governance (ESG) initiatives, alongside their focus on client service, technological advancements, and employee development. (Source: </w:t>
+      </w:r>
+      <w:hyperlink r:id="rId8">
+        <w:r>
+          <w:rPr>
+            <w:color val="0000FF"/>
+            <w:u/>
+          </w:rPr>
+          <w:t>https://www.accountancydaily.co/ey-global-reports-454bn-record-annual-revenue,</w:t>
+        </w:r>
+      </w:hyperlink>
+      <w:r>
+        <w:rPr>
+          <w:sz w:val="40"/>
+        </w:rPr>
+        <w:t xml:space="preserve"> </w:t>
+      </w:r>
+      <w:hyperlink r:id="rId9">
+        <w:r>
+          <w:rPr>
+            <w:color val="0000FF"/>
+            <w:u/>
+          </w:rPr>
+          <w:t>https://www.ey.com/en_gl/value-realized-annual-report,</w:t>
+        </w:r>
+      </w:hyperlink>
+      <w:r>
+        <w:rPr>
+          <w:sz w:val="40"/>
+        </w:rPr>
+        <w:t xml:space="preserve"> </w:t>
+      </w:r>
+      <w:hyperlink r:id="rId10">
+        <w:r>
+          <w:rPr>
+            <w:color val="0000FF"/>
+            <w:u/>
+          </w:rPr>
+          <w:t>https://www.ey.com/content/dam/ey-unified-site/ey-com/da-dk/about-us/documents/ey-annual-report-2022-2023.pdf)</w:t>
+        </w:r>
+      </w:hyperlink>
     </w:p>
     <w:p>
       <w:pPr>
@@ -159,10 +195,7 @@
         <w:rPr>
           <w:sz w:val="40"/>
         </w:rPr>
-        <w:t>Generative AI signifies a paradigm shift in artificial intelligence, moving beyond traditional pattern recognition to content creation. It empowers machines to learn the underlying patterns and structure of input training data and then generate new, similar content. This capability has far-reaching implications, impacting fields from art and entertainment to healthcare and scientific research.</w:t>
-        <w:br/>
-        <w:br/>
-        <w:t>_(References: All provided links)_</w:t>
+        <w:t>This report provides a comprehensive overview of EY's financial performance and strategic priorities based on publicly available information from their official reports and reputable news sources. The primary focus is on the fiscal year 2022/2023, as detailed financial information specifically for the calendar year 2022 is limited in the provided resources. The report will cover key aspects of EY's operations, highlighting their financial success, ESG commitments, and future outlook. (Source: Links provided in the prompt)</w:t>
       </w:r>
     </w:p>
     <w:p>
@@ -183,22 +216,47 @@
         <w:rPr>
           <w:sz w:val="40"/>
         </w:rPr>
-        <w:t>Generative AI relies on several key concepts:</w:t>
-        <w:br/>
-        <w:br/>
-        <w:t>* **Deep Learning:**  Neural networks with multiple layers are fundamental to generative AI, enabling complex pattern recognition.</w:t>
-        <w:br/>
-        <w:t>* **Generative Adversarial Networks (GANs):** GANs consist of two networks—a generator and a discriminator—that compete against each other, leading to the generation of increasingly realistic outputs.</w:t>
-        <w:br/>
-        <w:t>* **Variational Autoencoders (VAEs):** VAEs learn a compressed representation of the input data and use it to generate new variations.</w:t>
-        <w:br/>
-        <w:t>* **Transformer Models:**  These models, particularly prominent in natural language processing, excel at understanding and generating sequential data.</w:t>
-        <w:br/>
-        <w:t>* **Foundation Models:** Large pre-trained models adaptable to various downstream tasks. _[Reference: Adapting Pretrained Vision-Language Foundational Models to Medical Imaging Domains (PDF link provided)]_</w:t>
-        <w:br/>
-        <w:br/>
-        <w:t>_(References: All provided links, specifically Wikipedia, NVIDIA, AWS, and the provided PDF on Foundation Models)_</w:t>
-      </w:r>
+        <w:t xml:space="preserve">Understanding EY's business model requires analyzing key concepts including their service lines (assurance, consulting, strategy and transactions, tax), their global reach, and their focus on building a better working world. Their "Value Realized" framework focuses on creating long-term value for all stakeholders, emphasizing sustainability, client service, and employee well-being. (Source: </w:t>
+      </w:r>
+      <w:hyperlink r:id="rId9">
+        <w:r>
+          <w:rPr>
+            <w:color val="0000FF"/>
+            <w:u/>
+          </w:rPr>
+          <w:t>https://www.ey.com/en_gl/value-realized-annual-report,</w:t>
+        </w:r>
+      </w:hyperlink>
+      <w:r>
+        <w:rPr>
+          <w:sz w:val="40"/>
+        </w:rPr>
+        <w:t xml:space="preserve"> </w:t>
+      </w:r>
+      <w:hyperlink r:id="rId11">
+        <w:r>
+          <w:rPr>
+            <w:color val="0000FF"/>
+            <w:u/>
+          </w:rPr>
+          <w:t>https://www.ey.com/en_us/value-realized-annual-report,</w:t>
+        </w:r>
+      </w:hyperlink>
+      <w:r>
+        <w:rPr>
+          <w:sz w:val="40"/>
+        </w:rPr>
+        <w:t xml:space="preserve"> </w:t>
+      </w:r>
+      <w:hyperlink r:id="rId10">
+        <w:r>
+          <w:rPr>
+            <w:color val="0000FF"/>
+            <w:u/>
+          </w:rPr>
+          <w:t>https://www.ey.com/content/dam/ey-unified-site/ey-com/da-dk/about-us/documents/ey-annual-report-2022-2023.pdf)</w:t>
+        </w:r>
+      </w:hyperlink>
     </w:p>
     <w:p>
       <w:pPr>
@@ -218,20 +276,32 @@
         <w:rPr>
           <w:sz w:val="40"/>
         </w:rPr>
-        <w:t>The field of generative AI is constantly evolving, with rapid advancements in model architectures, training techniques, and applications. Some notable recent developments include:</w:t>
-        <w:br/>
-        <w:br/>
-        <w:t>* **Diffusion Models:**  A newer class of generative models that gradually add noise to training data and then learn to reverse this process to generate new data.</w:t>
-        <w:br/>
-        <w:t>* **Improved Text-to-Image Generation:**  Significant improvements in the quality and realism of images generated from text descriptions.</w:t>
-        <w:br/>
-        <w:t>* **Multi-Modal Generation:**  Models capable of generating content across different modalities, such as text, images, and audio.</w:t>
-        <w:br/>
-        <w:t>* **Increased accessibility through cloud platforms:**  Major cloud providers offer readily available tools and resources for developing and deploying generative AI models. _[Reference: Google Cloud, AWS]_</w:t>
-        <w:br/>
-        <w:br/>
-        <w:t>_(References: All provided links, especially MIT News, TechTarget, and the cloud platform links (Google Cloud, AWS))_</w:t>
-      </w:r>
+        <w:t xml:space="preserve">In 2022/2023, EY reported record global revenue of $45.4 billion. They also embarked on significant strategic initiatives, including investments in technology and a reinforced commitment to ESG factors. The canceled Project Everest, which aimed to separate the firm's audit and consulting arms, represents another significant development. (Source: </w:t>
+      </w:r>
+      <w:hyperlink r:id="rId8">
+        <w:r>
+          <w:rPr>
+            <w:color val="0000FF"/>
+            <w:u/>
+          </w:rPr>
+          <w:t>https://www.accountancydaily.co/ey-global-reports-454bn-record-annual-revenue,</w:t>
+        </w:r>
+      </w:hyperlink>
+      <w:r>
+        <w:rPr>
+          <w:sz w:val="40"/>
+        </w:rPr>
+        <w:t xml:space="preserve"> </w:t>
+      </w:r>
+      <w:hyperlink r:id="rId10">
+        <w:r>
+          <w:rPr>
+            <w:color val="0000FF"/>
+            <w:u/>
+          </w:rPr>
+          <w:t>https://www.ey.com/content/dam/ey-unified-site/ey-com/da-dk/about-us/documents/ey-annual-report-2022-2023.pdf)</w:t>
+        </w:r>
+      </w:hyperlink>
     </w:p>
     <w:p>
       <w:pPr>
@@ -251,24 +321,32 @@
         <w:rPr>
           <w:sz w:val="40"/>
         </w:rPr>
-        <w:t>Generative AI has found diverse applications across various sectors:</w:t>
-        <w:br/>
-        <w:br/>
-        <w:t>* **Creative Content Generation:**  Generating art, music, stories, and other forms of creative content.</w:t>
-        <w:br/>
-        <w:t>* **Drug Discovery and Development:**  Designing new molecules and accelerating the drug discovery process. _[Reference: Potential relevance to medical imaging discussed in the provided PDF]_</w:t>
-        <w:br/>
-        <w:t>* **Personalized Marketing:**  Creating targeted advertising campaigns and product recommendations.</w:t>
-        <w:br/>
-        <w:t>* **Code Generation:**  Assisting developers by generating code snippets and automating coding tasks.</w:t>
-        <w:br/>
-        <w:t>* **Customer Service:**  Powering chatbots and virtual assistants for enhanced customer interactions. _[Reference: Google Cloud Whitepaper on Generative AI App Development (PDF link provided)]_</w:t>
-        <w:br/>
-        <w:t>* **Improving business insights and operations.** _[Reference: Google Cloud Whitepaper, BCG]_</w:t>
-        <w:br/>
-        <w:br/>
-        <w:t>_(References: All provided links, specifically SAS, Databricks, BCG, TechTarget, and both provided PDFs)_</w:t>
-      </w:r>
+        <w:t xml:space="preserve">EY's services are applied across a wide range of industries, providing assurance, tax, consulting, and strategy and transactions services to global organizations. Their expertise helps businesses navigate complex challenges, improve performance, and achieve sustainable growth.  They also play a vital role in ensuring trust and transparency in the capital markets. (Source: </w:t>
+      </w:r>
+      <w:hyperlink r:id="rId12">
+        <w:r>
+          <w:rPr>
+            <w:color val="0000FF"/>
+            <w:u/>
+          </w:rPr>
+          <w:t>https://www.ey.com/content/dam/ey-unified-site/ey-com/da-dk/about-us/documents/ey-annual-report-2022-2023.pdf,</w:t>
+        </w:r>
+      </w:hyperlink>
+      <w:r>
+        <w:rPr>
+          <w:sz w:val="40"/>
+        </w:rPr>
+        <w:t xml:space="preserve"> </w:t>
+      </w:r>
+      <w:hyperlink r:id="rId13">
+        <w:r>
+          <w:rPr>
+            <w:color val="0000FF"/>
+            <w:u/>
+          </w:rPr>
+          <w:t>https://www.ey.com/en_us/value-realized-annual-report)</w:t>
+        </w:r>
+      </w:hyperlink>
     </w:p>
     <w:p>
       <w:pPr>
@@ -288,20 +366,32 @@
         <w:rPr>
           <w:sz w:val="40"/>
         </w:rPr>
-        <w:t>The future of generative AI is bright, with continued advancements expected in several areas:</w:t>
-        <w:br/>
-        <w:br/>
-        <w:t>* **Enhanced Model Capabilities:**  More sophisticated models capable of generating even more realistic and diverse content.</w:t>
-        <w:br/>
-        <w:t>* **Improved Control and Customization:**  Greater control over the generated output, allowing users to specify desired characteristics.</w:t>
-        <w:br/>
-        <w:t>* **Wider Adoption Across Industries:**  Integration of generative AI into a broader range of applications and industries.</w:t>
-        <w:br/>
-        <w:t>* **Addressing Ethical Concerns:**  Development of strategies to mitigate potential risks associated with misuse and bias.</w:t>
-        <w:br/>
-        <w:br/>
-        <w:t>_(References: All provided links, particularly MIT News and BCG)_</w:t>
-      </w:r>
+        <w:t xml:space="preserve">EY is focused on continuing its growth trajectory by investing in technology, developing its talent pool, and deepening its commitment to ESG principles. They aim to be a leader in providing trusted services that help businesses thrive in a rapidly changing world.  (Source: </w:t>
+      </w:r>
+      <w:hyperlink r:id="rId12">
+        <w:r>
+          <w:rPr>
+            <w:color val="0000FF"/>
+            <w:u/>
+          </w:rPr>
+          <w:t>https://www.ey.com/content/dam/ey-unified-site/ey-com/da-dk/about-us/documents/ey-annual-report-2022-2023.pdf,</w:t>
+        </w:r>
+      </w:hyperlink>
+      <w:r>
+        <w:rPr>
+          <w:sz w:val="40"/>
+        </w:rPr>
+        <w:t xml:space="preserve"> </w:t>
+      </w:r>
+      <w:hyperlink r:id="rId14">
+        <w:r>
+          <w:rPr>
+            <w:color val="0000FF"/>
+            <w:u/>
+          </w:rPr>
+          <w:t>https://www.ey.com/en_gl/value-realized-annual-report)</w:t>
+        </w:r>
+      </w:hyperlink>
     </w:p>
     <w:p>
       <w:pPr>
@@ -321,14 +411,25 @@
         <w:rPr>
           <w:sz w:val="40"/>
         </w:rPr>
-        <w:t>**Merits:**</w:t>
+        <w:t>Merits: Strong financial performance, global reach, diverse service portfolio, commitment to ESG, and a focus on innovation.</w:t>
         <w:br/>
         <w:br/>
-        <w:t>* **Automation and Efficiency:**  Automating tasks and increasing productivity.</w:t>
-        <w:br/>
-        <w:t>* **Innovation and Creativity:**  Unlocking new possibilities for creative expression and innovation.</w:t>
-        <w:br/>
-        <w:t>* **Personalization:**  Delivering tailored experiences and services.</w:t>
+        <w:t xml:space="preserve">Demerits:  Limited public disclosure of detailed financial statements for specific periods like calendar year 2022, scrutiny related to audit quality within the industry (as highlighted by the PCAOB report - </w:t>
+      </w:r>
+      <w:hyperlink r:id="rId15">
+        <w:r>
+          <w:rPr>
+            <w:color val="0000FF"/>
+            <w:u/>
+          </w:rPr>
+          <w:t>https://assets.pcaobus.org/pcaob-dev/docs/default-source/inspections/reports/documents/104-2024-033-ey.pdf?sfvrsn=dcfd5d18_4),</w:t>
+        </w:r>
+      </w:hyperlink>
+      <w:r>
+        <w:rPr>
+          <w:sz w:val="40"/>
+        </w:rPr>
+        <w:t xml:space="preserve"> and challenges related to talent retention in a competitive market.</w:t>
       </w:r>
     </w:p>
     <w:p>
@@ -341,7 +442,7 @@
           <w:sz w:val="52"/>
           <w:u w:val="single"/>
         </w:rPr>
-        <w:t>Demerits:</w:t>
+        <w:t>Conclusion:</w:t>
       </w:r>
     </w:p>
     <w:p>
@@ -349,38 +450,7 @@
         <w:rPr>
           <w:sz w:val="40"/>
         </w:rPr>
-        <w:t>* **Ethical Concerns:**  Potential for misuse, bias, and the creation of deepfakes.</w:t>
-        <w:br/>
-        <w:t>* **Job Displacement:**  Possible automation of jobs currently performed by humans.</w:t>
-        <w:br/>
-        <w:t>* **Computational Cost:**  Training and deploying large generative models can be resource-intensive.</w:t>
-        <w:br/>
-        <w:br/>
-        <w:t>_(References: All provided links, especially SAS, BCG, and TechTarget)_</w:t>
-      </w:r>
-    </w:p>
-    <w:p>
-      <w:pPr>
-        <w:jc w:val="left"/>
-      </w:pPr>
-      <w:r>
-        <w:rPr>
-          <w:b/>
-          <w:sz w:val="52"/>
-          <w:u w:val="single"/>
-        </w:rPr>
-        <w:t>Conclusion:</w:t>
-      </w:r>
-    </w:p>
-    <w:p>
-      <w:r>
-        <w:rPr>
-          <w:sz w:val="40"/>
-        </w:rPr>
-        <w:t>Generative AI is a transformative technology with the potential to revolutionize various industries. While it offers significant opportunities, it also presents challenges that require careful consideration.  Continued research and development, coupled with responsible implementation, will be crucial to harnessing the full potential of generative AI while mitigating its risks.</w:t>
-        <w:br/>
-        <w:br/>
-        <w:t>_(References: All provided links)_</w:t>
+        <w:t>EY demonstrated robust financial performance in 2022/2023, marked by record revenue and a continued focus on building long-term value. While detailed financial statements specifically for 2022 weren't directly accessible through the provided links, the available information offers valuable insights into their operations, priorities, and strategic direction. EY's commitment to ESG, coupled with investments in technology and talent development, positions them for sustained growth and continued leadership in professional services.  However, they also face challenges common to the industry, including maintaining audit quality and navigating a competitive talent landscape. (Source: All links provided in the prompt)</w:t>
       </w:r>
     </w:p>
     <w:sectPr>

--- a/Generated_Report.docx
+++ b/Generated_Report.docx
@@ -12,7 +12,7 @@
           <w:color w:val="000080"/>
           <w:sz w:val="64"/>
         </w:rPr>
-        <w:t>## Financial Report of EY 2022</w:t>
+        <w:t>## EY Financial Report for 2020: A Comprehensive Research Report</w:t>
       </w:r>
     </w:p>
     <w:p/>
@@ -135,47 +135,8 @@
         <w:rPr>
           <w:sz w:val="40"/>
         </w:rPr>
-        <w:t xml:space="preserve">EY's financial performance in 2022 was strong, with record revenue of $45.4 billion.  This report analyzes EY's performance based on available information, focusing on their 2022/2023 financial year.  While detailed financial statements for 2022 are not publicly available through the provided links, key insights into their operations, revenue, and strategic focus areas are explored. The report also delves into EY's commitment to various environmental, social, and governance (ESG) initiatives, alongside their focus on client service, technological advancements, and employee development. (Source: </w:t>
-      </w:r>
-      <w:hyperlink r:id="rId8">
-        <w:r>
-          <w:rPr>
-            <w:color val="0000FF"/>
-            <w:u/>
-          </w:rPr>
-          <w:t>https://www.accountancydaily.co/ey-global-reports-454bn-record-annual-revenue,</w:t>
-        </w:r>
-      </w:hyperlink>
-      <w:r>
-        <w:rPr>
-          <w:sz w:val="40"/>
-        </w:rPr>
-        <w:t xml:space="preserve"> </w:t>
-      </w:r>
-      <w:hyperlink r:id="rId9">
-        <w:r>
-          <w:rPr>
-            <w:color val="0000FF"/>
-            <w:u/>
-          </w:rPr>
-          <w:t>https://www.ey.com/en_gl/value-realized-annual-report,</w:t>
-        </w:r>
-      </w:hyperlink>
-      <w:r>
-        <w:rPr>
-          <w:sz w:val="40"/>
-        </w:rPr>
-        <w:t xml:space="preserve"> </w:t>
-      </w:r>
-      <w:hyperlink r:id="rId10">
-        <w:r>
-          <w:rPr>
-            <w:color val="0000FF"/>
-            <w:u/>
-          </w:rPr>
-          <w:t>https://www.ey.com/content/dam/ey-unified-site/ey-com/da-dk/about-us/documents/ey-annual-report-2022-2023.pdf)</w:t>
-        </w:r>
-      </w:hyperlink>
+        <w:t>EY's global revenues reached US$37.2 billion in 2020. This report analyzes EY's financial performance and activities during 2020, leveraging various resources including official press releases, financial statements, transparency reports, and independent audits.  The report covers key aspects such as financial performance, key business areas, recent developments, and future outlook, as well as the merits and demerits of their operations.  EY's 2020 performance reflects a complex interplay of factors including global economic conditions and strategic investments in key areas like AI and integrated reporting.  (Source: [https://www.ey.com/en_gl/newsroom/2020/09/ey-reports-global-revenues-of-us-37-2b-in-2020](https://www.ey.com/en_gl/newsroom/2020/09/ey-reports-global-revenues-of-us-37-2b-in-2020))</w:t>
+      </w:r>
     </w:p>
     <w:p>
       <w:pPr>
@@ -195,7 +156,7 @@
         <w:rPr>
           <w:sz w:val="40"/>
         </w:rPr>
-        <w:t>This report provides a comprehensive overview of EY's financial performance and strategic priorities based on publicly available information from their official reports and reputable news sources. The primary focus is on the fiscal year 2022/2023, as detailed financial information specifically for the calendar year 2022 is limited in the provided resources. The report will cover key aspects of EY's operations, highlighting their financial success, ESG commitments, and future outlook. (Source: Links provided in the prompt)</w:t>
+        <w:t>This report examines EY's performance in 2020, providing a comprehensive overview of their financial standing, strategic initiatives, and operational highlights.  The analysis draws upon a variety of publicly available documents, including EY's official announcements, illustrative financial statements, transparency reports, and external audit reports. The goal is to provide a well-rounded understanding of EY's activities and impact during this period.</w:t>
       </w:r>
     </w:p>
     <w:p>
@@ -216,47 +177,16 @@
         <w:rPr>
           <w:sz w:val="40"/>
         </w:rPr>
-        <w:t xml:space="preserve">Understanding EY's business model requires analyzing key concepts including their service lines (assurance, consulting, strategy and transactions, tax), their global reach, and their focus on building a better working world. Their "Value Realized" framework focuses on creating long-term value for all stakeholders, emphasizing sustainability, client service, and employee well-being. (Source: </w:t>
-      </w:r>
-      <w:hyperlink r:id="rId9">
-        <w:r>
-          <w:rPr>
-            <w:color val="0000FF"/>
-            <w:u/>
-          </w:rPr>
-          <w:t>https://www.ey.com/en_gl/value-realized-annual-report,</w:t>
-        </w:r>
-      </w:hyperlink>
-      <w:r>
-        <w:rPr>
-          <w:sz w:val="40"/>
-        </w:rPr>
-        <w:t xml:space="preserve"> </w:t>
-      </w:r>
-      <w:hyperlink r:id="rId11">
-        <w:r>
-          <w:rPr>
-            <w:color val="0000FF"/>
-            <w:u/>
-          </w:rPr>
-          <w:t>https://www.ey.com/en_us/value-realized-annual-report,</w:t>
-        </w:r>
-      </w:hyperlink>
-      <w:r>
-        <w:rPr>
-          <w:sz w:val="40"/>
-        </w:rPr>
-        <w:t xml:space="preserve"> </w:t>
-      </w:r>
-      <w:hyperlink r:id="rId10">
-        <w:r>
-          <w:rPr>
-            <w:color val="0000FF"/>
-            <w:u/>
-          </w:rPr>
-          <w:t>https://www.ey.com/content/dam/ey-unified-site/ey-com/da-dk/about-us/documents/ey-annual-report-2022-2023.pdf)</w:t>
-        </w:r>
-      </w:hyperlink>
+        <w:t xml:space="preserve"> Assurance: Providing audit and other assurance services to enhance the reliability of information for stakeholders.</w:t>
+        <w:br/>
+        <w:t xml:space="preserve"> Consulting: Offering advisory services to help organizations improve their performance and efficiency.</w:t>
+        <w:br/>
+        <w:t xml:space="preserve"> Strategy and Transactions: Assisting companies with mergers, acquisitions, divestitures, and other strategic transactions.</w:t>
+        <w:br/>
+        <w:t xml:space="preserve"> Tax: Providing tax compliance, planning, and advisory services.</w:t>
+        <w:br/>
+        <w:t xml:space="preserve"> Integrated Reporting:  Communicating a holistic view of an organization's value creation, encompassing financial and non-financial performance. (Source: Various links provided, including illustrative financial statements and integrated reporting materials)</w:t>
+      </w:r>
     </w:p>
     <w:p>
       <w:pPr>
@@ -276,32 +206,14 @@
         <w:rPr>
           <w:sz w:val="40"/>
         </w:rPr>
-        <w:t xml:space="preserve">In 2022/2023, EY reported record global revenue of $45.4 billion. They also embarked on significant strategic initiatives, including investments in technology and a reinforced commitment to ESG factors. The canceled Project Everest, which aimed to separate the firm's audit and consulting arms, represents another significant development. (Source: </w:t>
-      </w:r>
-      <w:hyperlink r:id="rId8">
-        <w:r>
-          <w:rPr>
-            <w:color val="0000FF"/>
-            <w:u/>
-          </w:rPr>
-          <w:t>https://www.accountancydaily.co/ey-global-reports-454bn-record-annual-revenue,</w:t>
-        </w:r>
-      </w:hyperlink>
-      <w:r>
-        <w:rPr>
-          <w:sz w:val="40"/>
-        </w:rPr>
-        <w:t xml:space="preserve"> </w:t>
-      </w:r>
-      <w:hyperlink r:id="rId10">
-        <w:r>
-          <w:rPr>
-            <w:color val="0000FF"/>
-            <w:u/>
-          </w:rPr>
-          <w:t>https://www.ey.com/content/dam/ey-unified-site/ey-com/da-dk/about-us/documents/ey-annual-report-2022-2023.pdf)</w:t>
-        </w:r>
-      </w:hyperlink>
+        <w:t xml:space="preserve"> EY reported global revenues of US$37.2b in 2020.  (Source: [https://www.ey.com/en_gl/newsroom/2020/09/ey-reports-global-revenues-of-us-37-2b-in-2020](https://www.ey.com/en_gl/newsroom/2020/09/ey-reports-global-revenues-of-us-37-2b-in-2020))</w:t>
+        <w:br/>
+        <w:t xml:space="preserve"> EY published its 2020 Transparency Report, providing insights into its governance, operations, and societal impact. (Source: [https://www.ey.com/content/dam/ey-unified-site/ey-com/en-la/documents/ey-lao-fy20-transparency-report.pdf](https://www.ey.com/content/dam/ey-unified-site/ey-com/en-la/documents/ey-lao-fy20-transparency-report.pdf))</w:t>
+        <w:br/>
+        <w:t xml:space="preserve"> EY provided illustrative financial statements for various industries, demonstrating the application of IFRS standards. (Source: [https://www.ey.com/en_gl/technical/ifrs-technical-resources/good-group-international-limited-illustrative-consolidated-financial-statements-december-2020](https://www.ey.com/en_gl/technical/ifrs-technical-resources/good-group-international-limited-illustrative-consolidated-financial-statements-december-2020), etc.)</w:t>
+        <w:br/>
+        <w:t xml:space="preserve">  Increased focus on integrating AI capabilities into their services and internal operations (Source: PDF: ey-gl-value-realized-report-client-value-10-2024.pdf).</w:t>
+      </w:r>
     </w:p>
     <w:p>
       <w:pPr>
@@ -321,32 +233,15 @@
         <w:rPr>
           <w:sz w:val="40"/>
         </w:rPr>
-        <w:t xml:space="preserve">EY's services are applied across a wide range of industries, providing assurance, tax, consulting, and strategy and transactions services to global organizations. Their expertise helps businesses navigate complex challenges, improve performance, and achieve sustainable growth.  They also play a vital role in ensuring trust and transparency in the capital markets. (Source: </w:t>
-      </w:r>
-      <w:hyperlink r:id="rId12">
-        <w:r>
-          <w:rPr>
-            <w:color val="0000FF"/>
-            <w:u/>
-          </w:rPr>
-          <w:t>https://www.ey.com/content/dam/ey-unified-site/ey-com/da-dk/about-us/documents/ey-annual-report-2022-2023.pdf,</w:t>
-        </w:r>
-      </w:hyperlink>
-      <w:r>
-        <w:rPr>
-          <w:sz w:val="40"/>
-        </w:rPr>
-        <w:t xml:space="preserve"> </w:t>
-      </w:r>
-      <w:hyperlink r:id="rId13">
-        <w:r>
-          <w:rPr>
-            <w:color val="0000FF"/>
-            <w:u/>
-          </w:rPr>
-          <w:t>https://www.ey.com/en_us/value-realized-annual-report)</w:t>
-        </w:r>
-      </w:hyperlink>
+        <w:t>EY's services are applicable across various industries, including:</w:t>
+        <w:br/>
+        <w:br/>
+        <w:t xml:space="preserve"> Oil and Gas (Source: Good Petroleum Illustrative Financial Statements 2020)</w:t>
+        <w:br/>
+        <w:t xml:space="preserve"> Pharmaceuticals (Source: EY Report on the Consolidated Financial Statements 2020 - Recordati)</w:t>
+        <w:br/>
+        <w:t xml:space="preserve">  Various other sectors requiring audit, assurance, consulting, tax, and transaction advisory services.</w:t>
+      </w:r>
     </w:p>
     <w:p>
       <w:pPr>
@@ -366,32 +261,8 @@
         <w:rPr>
           <w:sz w:val="40"/>
         </w:rPr>
-        <w:t xml:space="preserve">EY is focused on continuing its growth trajectory by investing in technology, developing its talent pool, and deepening its commitment to ESG principles. They aim to be a leader in providing trusted services that help businesses thrive in a rapidly changing world.  (Source: </w:t>
-      </w:r>
-      <w:hyperlink r:id="rId12">
-        <w:r>
-          <w:rPr>
-            <w:color val="0000FF"/>
-            <w:u/>
-          </w:rPr>
-          <w:t>https://www.ey.com/content/dam/ey-unified-site/ey-com/da-dk/about-us/documents/ey-annual-report-2022-2023.pdf,</w:t>
-        </w:r>
-      </w:hyperlink>
-      <w:r>
-        <w:rPr>
-          <w:sz w:val="40"/>
-        </w:rPr>
-        <w:t xml:space="preserve"> </w:t>
-      </w:r>
-      <w:hyperlink r:id="rId14">
-        <w:r>
-          <w:rPr>
-            <w:color val="0000FF"/>
-            <w:u/>
-          </w:rPr>
-          <w:t>https://www.ey.com/en_gl/value-realized-annual-report)</w:t>
-        </w:r>
-      </w:hyperlink>
+        <w:t>EY continued to invest in emerging technologies and expand its service offerings to meet evolving client needs.  Their focus on areas such as AI and digital transformation positions them for future growth. (Source: provided links and PDFs referencing AI and other future-oriented initiatives).</w:t>
+      </w:r>
     </w:p>
     <w:p>
       <w:pPr>
@@ -411,25 +282,16 @@
         <w:rPr>
           <w:sz w:val="40"/>
         </w:rPr>
-        <w:t>Merits: Strong financial performance, global reach, diverse service portfolio, commitment to ESG, and a focus on innovation.</w:t>
-        <w:br/>
-        <w:br/>
-        <w:t xml:space="preserve">Demerits:  Limited public disclosure of detailed financial statements for specific periods like calendar year 2022, scrutiny related to audit quality within the industry (as highlighted by the PCAOB report - </w:t>
-      </w:r>
-      <w:hyperlink r:id="rId15">
-        <w:r>
-          <w:rPr>
-            <w:color val="0000FF"/>
-            <w:u/>
-          </w:rPr>
-          <w:t>https://assets.pcaobus.org/pcaob-dev/docs/default-source/inspections/reports/documents/104-2024-033-ey.pdf?sfvrsn=dcfd5d18_4),</w:t>
-        </w:r>
-      </w:hyperlink>
-      <w:r>
-        <w:rPr>
-          <w:sz w:val="40"/>
-        </w:rPr>
-        <w:t xml:space="preserve"> and challenges related to talent retention in a competitive market.</w:t>
+        <w:t>Merits:</w:t>
+        <w:br/>
+        <w:br/>
+        <w:t xml:space="preserve"> Global reach and extensive network of professionals.</w:t>
+        <w:br/>
+        <w:t xml:space="preserve"> Diverse service offerings catering to a wide range of client needs.</w:t>
+        <w:br/>
+        <w:t xml:space="preserve"> Strong brand reputation and recognition.</w:t>
+        <w:br/>
+        <w:t xml:space="preserve"> Investment in innovation and technology.</w:t>
       </w:r>
     </w:p>
     <w:p>
@@ -442,6 +304,31 @@
           <w:sz w:val="52"/>
           <w:u w:val="single"/>
         </w:rPr>
+        <w:t>Demerits:</w:t>
+      </w:r>
+    </w:p>
+    <w:p>
+      <w:r>
+        <w:rPr>
+          <w:sz w:val="40"/>
+        </w:rPr>
+        <w:t xml:space="preserve"> Potential conflicts of interest due to the breadth of services offered.</w:t>
+        <w:br/>
+        <w:t xml:space="preserve"> Scrutiny from regulatory bodies regarding audit quality.</w:t>
+        <w:br/>
+        <w:t xml:space="preserve"> Competition from other major professional services firms.  (Source: Information inferred from industry context and reports like the PCAOB inspection report.)</w:t>
+      </w:r>
+    </w:p>
+    <w:p>
+      <w:pPr>
+        <w:jc w:val="left"/>
+      </w:pPr>
+      <w:r>
+        <w:rPr>
+          <w:b/>
+          <w:sz w:val="52"/>
+          <w:u w:val="single"/>
+        </w:rPr>
         <w:t>Conclusion:</w:t>
       </w:r>
     </w:p>
@@ -450,7 +337,7 @@
         <w:rPr>
           <w:sz w:val="40"/>
         </w:rPr>
-        <w:t>EY demonstrated robust financial performance in 2022/2023, marked by record revenue and a continued focus on building long-term value. While detailed financial statements specifically for 2022 weren't directly accessible through the provided links, the available information offers valuable insights into their operations, priorities, and strategic direction. EY's commitment to ESG, coupled with investments in technology and talent development, positions them for sustained growth and continued leadership in professional services.  However, they also face challenges common to the industry, including maintaining audit quality and navigating a competitive talent landscape. (Source: All links provided in the prompt)</w:t>
+        <w:t>EY's 2020 financial performance reflects its position as a leading global professional services organization.  While navigating a challenging global environment, EY demonstrated its commitment to serving clients across various industries and investing in future-oriented capabilities. The company’s ongoing focus on innovation and adaptation is crucial for maintaining its competitiveness in the evolving landscape of professional services. (Source: Synthesized from multiple provided resources.)</w:t>
       </w:r>
     </w:p>
     <w:sectPr>
